--- a/docs/publication/submissions/jlp_revision_2026-05-08/HIGHLIGHTS.docx
+++ b/docs/publication/submissions/jlp_revision_2026-05-08/HIGHLIGHTS.docx
@@ -56,7 +56,7 @@
         </w:numPr>
       </w:pPr>
       <w:r>
-        <w:t xml:space="preserve">Concept-aware retrieval lifts Recall@1 0.44→0.74 and MRR@10 0.5744→0.7933.</w:t>
+        <w:t xml:space="preserve">Enhanced regulatory retrieval lifts Recall@1 0.44→0.74 and MRR@10 0.5744→0.7933.</w:t>
       </w:r>
     </w:p>
     <w:p>
@@ -68,7 +68,7 @@
         </w:numPr>
       </w:pPr>
       <w:r>
-        <w:t xml:space="preserve">Implementation verified end-to-end on 220 synthetic cases across 7 disciplines.</w:t>
+        <w:t xml:space="preserve">End-to-end implementation verification on 220 synthetic golden cases, 7 disciplines.</w:t>
       </w:r>
     </w:p>
     <w:bookmarkEnd w:id="9"/>

--- a/docs/publication/submissions/jlp_revision_2026-05-08/HIGHLIGHTS.docx
+++ b/docs/publication/submissions/jlp_revision_2026-05-08/HIGHLIGHTS.docx
@@ -44,7 +44,7 @@
         </w:numPr>
       </w:pPr>
       <w:r>
-        <w:t xml:space="preserve">Cross-discipline validator blocks 26/60 ablation scenarios (+0.4333 absolute).</w:t>
+        <w:t xml:space="preserve">Cross-discipline validator blocks 26/60; signal concentrated in piping-vessel.</w:t>
       </w:r>
     </w:p>
     <w:p>
